--- a/admin-manual.docx
+++ b/admin-manual.docx
@@ -2801,10 +2801,6 @@
           <w:ilvl w:val="2"/>
           <w:numId w:val="1"/>
         </w:numPr>
-        <w:tabs>
-          <w:tab w:pos="1009" w:val="left" w:leader="none"/>
-          <w:tab w:pos="1010" w:val="left" w:leader="none"/>
-        </w:tabs>
         <w:spacing w:line="240" w:lineRule="auto" w:before="56" w:after="0"/>
         <w:ind w:left="1010" w:right="0" w:hanging="301"/>
         <w:jc w:val="left"/>
@@ -2818,14 +2814,14 @@
           <w:color w:val="1C2820"/>
           <w:sz w:val="22"/>
         </w:rPr>
-        <w:t>Nines </w:t>
-      </w:r>
-      <w:r>
-        <w:rPr>
-          <w:color w:val="5A665F"/>
-          <w:sz w:val="22"/>
-        </w:rPr>
-        <w:t xml:space="preserve">– a 3-player points game. Requires exactly 3 players signed up. Every hole distributes exactly 9 points based on net scores: low score gets 5 pts, middle 3 pts, high 1 pt. Ties split the points (two-way low tie = 4/4/1, two-way high tie = 5/2/2, three-way tie = 3/3/3). The player with the most points at the end wins the entire pot. If two players tie for most points they split the pot. The scorecard shows each player’s net score per hole with points earned per cell and a running total in the footer.</w:t>
+        <w:t xml:space="preserve">Nines </w:t>
+      </w:r>
+      <w:r>
+        <w:rPr>
+          <w:color w:val="5A665F"/>
+          <w:sz w:val="22"/>
+        </w:rPr>
+        <w:t xml:space="preserve">– a 3-player points game. Requires exactly 3 players signed up. Every hole distributes 9 points based on net scores: low score gets 5 pts, middle 3 pts, high 1 pt. Ties split evenly. Player with most points wins the pot (bet x 3); tied players split the pot.</w:t>
       </w:r>
     </w:p>
     <w:p>

--- a/admin-manual.docx
+++ b/admin-manual.docx
@@ -2821,7 +2821,7 @@
           <w:color w:val="5A665F"/>
           <w:sz w:val="22"/>
         </w:rPr>
-        <w:t xml:space="preserve">– a 3-player points game. Requires exactly 3 players signed up. Every hole distributes 9 points based on net scores: low score gets 5 pts, middle 3 pts, high 1 pt. Ties split evenly. Player with most points wins the pot (bet x 3); tied players split the pot.</w:t>
+        <w:t xml:space="preserve">– a 3-player points game. Requires exactly 3 players signed up. Every hole distributes 9 points based on net scores: low score gets 5 pts, middle 3 pts, high 1 pt. Ties split evenly. Player with most points wins the pot (bet amount x 3); tied players split the pot.</w:t>
       </w:r>
     </w:p>
     <w:p>
@@ -2889,188 +2889,8 @@
       <w:r>
         <w:rPr>
           <w:color w:val="5A665F"/>
-          <w:spacing w:val="-1"/>
-        </w:rPr>
-        <w:t> G</w:t>
-      </w:r>
-      <w:r>
-        <w:rPr>
-          <w:color w:val="5A665F"/>
-          <w:spacing w:val="-4"/>
-        </w:rPr>
-        <w:t>r</w:t>
-      </w:r>
-      <w:r>
-        <w:rPr>
-          <w:color w:val="5A665F"/>
-          <w:spacing w:val="-112"/>
-        </w:rPr>
-        <w:t>o</w:t>
-      </w:r>
-      <w:r>
-        <w:rPr>
-          <w:color w:val="5A665F"/>
-        </w:rPr>
-        <w:t>s</w:t>
-      </w:r>
-      <w:r>
-        <w:rPr>
-          <w:color w:val="5A665F"/>
-          <w:spacing w:val="-68"/>
-        </w:rPr>
-        <w:t>c</w:t>
-      </w:r>
-      <w:r>
-        <w:rPr>
-          <w:color w:val="5A665F"/>
-          <w:spacing w:val="-19"/>
-        </w:rPr>
-        <w:t>s</w:t>
-      </w:r>
-      <w:r>
-        <w:rPr>
-          <w:color w:val="5A665F"/>
-          <w:spacing w:val="-98"/>
-        </w:rPr>
-        <w:t>o</w:t>
-      </w:r>
-      <w:r>
-        <w:rPr>
-          <w:color w:val="5A665F"/>
-          <w:spacing w:val="11"/>
-        </w:rPr>
-        <w:t>s</w:t>
-      </w:r>
-      <w:r>
-        <w:rPr>
-          <w:color w:val="5A665F"/>
-          <w:spacing w:val="-39"/>
-        </w:rPr>
-        <w:t>r</w:t>
-      </w:r>
-      <w:r>
-        <w:rPr>
-          <w:color w:val="5A665F"/>
-          <w:spacing w:val="-81"/>
-        </w:rPr>
-        <w:t>B</w:t>
-      </w:r>
-      <w:r>
-        <w:rPr>
-          <w:color w:val="5A665F"/>
-          <w:spacing w:val="-29"/>
-        </w:rPr>
-        <w:t>e</w:t>
-      </w:r>
-      <w:r>
-        <w:rPr>
-          <w:color w:val="5A665F"/>
-          <w:spacing w:val="-22"/>
-        </w:rPr>
-        <w:t>i</w:t>
-      </w:r>
-      <w:r>
-        <w:rPr>
-          <w:color w:val="5A665F"/>
-          <w:spacing w:val="-65"/>
-        </w:rPr>
-        <w:t>s</w:t>
-      </w:r>
-      <w:r>
-        <w:rPr>
-          <w:color w:val="5A665F"/>
-          <w:spacing w:val="-4"/>
-        </w:rPr>
-        <w:t>r</w:t>
-      </w:r>
-      <w:r>
-        <w:rPr>
-          <w:color w:val="5A665F"/>
-          <w:spacing w:val="-76"/>
-        </w:rPr>
-        <w:t>d</w:t>
-      </w:r>
-      <w:r>
-        <w:rPr>
-          <w:color w:val="5A665F"/>
-          <w:spacing w:val="-18"/>
-        </w:rPr>
-        <w:t>c</w:t>
-      </w:r>
-      <w:r>
-        <w:rPr>
-          <w:color w:val="5A665F"/>
-          <w:spacing w:val="-33"/>
-        </w:rPr>
-        <w:t>i</w:t>
-      </w:r>
-      <w:r>
-        <w:rPr>
-          <w:color w:val="5A665F"/>
-          <w:spacing w:val="-84"/>
-        </w:rPr>
-        <w:t>o</w:t>
-      </w:r>
-      <w:r>
-        <w:rPr>
-          <w:color w:val="5A665F"/>
-          <w:spacing w:val="-27"/>
-        </w:rPr>
-        <w:t>e</w:t>
-      </w:r>
-      <w:r>
-        <w:rPr>
-          <w:color w:val="5A665F"/>
-          <w:spacing w:val="-40"/>
-        </w:rPr>
-        <w:t>u</w:t>
-      </w:r>
-      <w:r>
-        <w:rPr>
-          <w:color w:val="5A665F"/>
-          <w:spacing w:val="-106"/>
-        </w:rPr>
-        <w:t>O</w:t>
-      </w:r>
-      <w:r>
-        <w:rPr>
-          <w:color w:val="5A665F"/>
-          <w:spacing w:val="-10"/>
-        </w:rPr>
-        <w:t>n</w:t>
-      </w:r>
-      <w:r>
-        <w:rPr>
-          <w:color w:val="5A665F"/>
-          <w:spacing w:val="-90"/>
-        </w:rPr>
-        <w:t>v</w:t>
-      </w:r>
-      <w:r>
-        <w:rPr>
-          <w:color w:val="5A665F"/>
-        </w:rPr>
-        <w:t>t</w:t>
-      </w:r>
-      <w:r>
-        <w:rPr>
-          <w:color w:val="5A665F"/>
-          <w:spacing w:val="-42"/>
-        </w:rPr>
-        <w:t>.</w:t>
-      </w:r>
-      <w:r>
-        <w:rPr>
-          <w:color w:val="5A665F"/>
-          <w:spacing w:val="-1"/>
-        </w:rPr>
-        <w:t>err</w:t>
-      </w:r>
-      <w:r>
-        <w:rPr>
-          <w:color w:val="5A665F"/>
-        </w:rPr>
-        <w:t>ide</w:t>
+        </w:rPr>
+        <w:t xml:space="preserve"> GrossScoreBirdieOverride</w:t>
       </w:r>
       <w:r>
         <w:rPr>

--- a/admin-manual.docx
+++ b/admin-manual.docx
@@ -5339,7 +5339,7 @@
         <w:rPr>
           <w:color w:val="596660"/>
         </w:rPr>
-        <w:t>The Results tab is locked until the results draw time set in Day Manager.</w:t>
+        <w:t>The Results tab is locked until the results draw time set in Day Manager. For Quota and Nines game modes the Results tab unlocks at the tee sheet lockout time — no separate results draw is needed since these are individual (not team) games.</w:t>
       </w:r>
     </w:p>
     <w:p>
